--- a/lab 1 -  Abstract Factory/CarMaker.docx
+++ b/lab 1 -  Abstract Factory/CarMaker.docx
@@ -9,7 +9,7 @@
           <w:rFonts w:eastAsia="Times New Roman"/>
           <w:sz w:val="52"/>
           <w:szCs w:val="24"/>
-          <w:lang w:val="en-US" w:eastAsia="en-GB"/>
+          <w:lang w:val="ru-RU" w:eastAsia="en-GB"/>
         </w:rPr>
       </w:pPr>
       <w:r>
@@ -28,7 +28,16 @@
           <w:szCs w:val="24"/>
           <w:lang w:val="en-US" w:eastAsia="en-GB"/>
         </w:rPr>
-        <w:t>arMaker 1.0</w:t>
+        <w:t>arMaker</w:t>
+      </w:r>
+      <w:r>
+        <w:rPr>
+          <w:rFonts w:eastAsia="Times New Roman"/>
+          <w:sz w:val="52"/>
+          <w:szCs w:val="24"/>
+          <w:lang w:val="ru-RU" w:eastAsia="en-GB"/>
+        </w:rPr>
+        <w:t xml:space="preserve"> 1.0</w:t>
       </w:r>
     </w:p>
     <w:p>
@@ -487,9 +496,10 @@
       <w:r>
         <w:rPr>
           <w:rFonts w:cstheme="minorHAnsi"/>
-          <w:sz w:val="24"/>
-          <w:szCs w:val="24"/>
-          <w:lang w:val="ru-RU"/>
+          <w:noProof/>
+          <w:sz w:val="24"/>
+          <w:szCs w:val="24"/>
+          <w:lang w:eastAsia="en-GB"/>
         </w:rPr>
         <w:drawing>
           <wp:inline distT="0" distB="0" distL="0" distR="0" wp14:anchorId="221670B5" wp14:editId="3BAABB50">
@@ -590,9 +600,10 @@
       <w:r>
         <w:rPr>
           <w:rFonts w:cstheme="minorHAnsi"/>
-          <w:sz w:val="24"/>
-          <w:szCs w:val="24"/>
-          <w:lang w:val="ru-RU"/>
+          <w:noProof/>
+          <w:sz w:val="24"/>
+          <w:szCs w:val="24"/>
+          <w:lang w:eastAsia="en-GB"/>
         </w:rPr>
         <w:drawing>
           <wp:inline distT="0" distB="0" distL="0" distR="0" wp14:anchorId="5508CB1B" wp14:editId="3516DE08">
@@ -657,7 +668,7 @@
           <w:szCs w:val="16"/>
           <w:lang w:val="ru-RU"/>
         </w:rPr>
-        <w:t>2</w:t>
+        <w:t xml:space="preserve">2: </w:t>
       </w:r>
       <w:r>
         <w:rPr>
@@ -666,15 +677,6 @@
           <w:szCs w:val="16"/>
           <w:lang w:val="ru-RU"/>
         </w:rPr>
-        <w:t xml:space="preserve">: </w:t>
-      </w:r>
-      <w:r>
-        <w:rPr>
-          <w:rFonts w:cstheme="minorHAnsi"/>
-          <w:sz w:val="16"/>
-          <w:szCs w:val="16"/>
-          <w:lang w:val="ru-RU"/>
-        </w:rPr>
         <w:t>Фрагмент кода метода без применения абстрактной фабрики.</w:t>
       </w:r>
     </w:p>
@@ -902,9 +904,10 @@
       <w:r>
         <w:rPr>
           <w:rFonts w:cstheme="minorHAnsi"/>
-          <w:sz w:val="24"/>
-          <w:szCs w:val="24"/>
-          <w:lang w:val="ru-RU"/>
+          <w:noProof/>
+          <w:sz w:val="24"/>
+          <w:szCs w:val="24"/>
+          <w:lang w:eastAsia="en-GB"/>
         </w:rPr>
         <w:drawing>
           <wp:inline distT="0" distB="0" distL="0" distR="0" wp14:anchorId="14473B2E" wp14:editId="48A904CF">
@@ -1187,9 +1190,10 @@
       <w:r>
         <w:rPr>
           <w:rFonts w:cstheme="minorHAnsi"/>
-          <w:sz w:val="24"/>
-          <w:szCs w:val="24"/>
-          <w:lang w:val="ru-RU"/>
+          <w:noProof/>
+          <w:sz w:val="24"/>
+          <w:szCs w:val="24"/>
+          <w:lang w:eastAsia="en-GB"/>
         </w:rPr>
         <w:drawing>
           <wp:inline distT="0" distB="0" distL="0" distR="0" wp14:anchorId="6EF8EB58" wp14:editId="612F1862">
@@ -1298,14 +1302,189 @@
     </w:p>
     <w:p>
       <w:pPr>
-        <w:ind w:firstLine="720"/>
-        <w:rPr>
-          <w:rFonts w:cstheme="minorHAnsi"/>
-          <w:sz w:val="24"/>
-          <w:szCs w:val="24"/>
-          <w:lang w:val="ru-RU"/>
-        </w:rPr>
-      </w:pPr>
+        <w:rPr>
+          <w:rFonts w:cstheme="minorHAnsi"/>
+          <w:sz w:val="24"/>
+          <w:szCs w:val="24"/>
+          <w:lang w:val="ru-RU"/>
+        </w:rPr>
+      </w:pPr>
+    </w:p>
+    <w:p>
+      <w:pPr>
+        <w:rPr>
+          <w:rFonts w:cstheme="minorHAnsi"/>
+          <w:sz w:val="24"/>
+          <w:szCs w:val="24"/>
+          <w:lang w:val="ru-RU"/>
+        </w:rPr>
+      </w:pPr>
+      <w:r>
+        <w:rPr>
+          <w:rFonts w:cstheme="minorHAnsi"/>
+          <w:sz w:val="24"/>
+          <w:szCs w:val="24"/>
+          <w:lang w:val="ru-RU"/>
+        </w:rPr>
+        <w:t>Ссылка на проект</w:t>
+      </w:r>
+      <w:r>
+        <w:rPr>
+          <w:rFonts w:cstheme="minorHAnsi"/>
+          <w:sz w:val="24"/>
+          <w:szCs w:val="24"/>
+          <w:lang w:val="ru-RU"/>
+        </w:rPr>
+        <w:t>:</w:t>
+      </w:r>
+      <w:r>
+        <w:rPr>
+          <w:lang w:val="ru-RU"/>
+        </w:rPr>
+        <w:t xml:space="preserve"> </w:t>
+      </w:r>
+      <w:hyperlink r:id="rId8" w:history="1">
+        <w:r>
+          <w:rPr>
+            <w:rStyle w:val="Hyperlink"/>
+            <w:rFonts w:cstheme="minorHAnsi"/>
+            <w:sz w:val="24"/>
+            <w:szCs w:val="24"/>
+            <w:lang w:val="en-US"/>
+          </w:rPr>
+          <w:t>https</w:t>
+        </w:r>
+        <w:r>
+          <w:rPr>
+            <w:rStyle w:val="Hyperlink"/>
+            <w:rFonts w:cstheme="minorHAnsi"/>
+            <w:sz w:val="24"/>
+            <w:szCs w:val="24"/>
+            <w:lang w:val="ru-RU"/>
+          </w:rPr>
+          <w:t>://</w:t>
+        </w:r>
+        <w:r>
+          <w:rPr>
+            <w:rStyle w:val="Hyperlink"/>
+            <w:rFonts w:cstheme="minorHAnsi"/>
+            <w:sz w:val="24"/>
+            <w:szCs w:val="24"/>
+            <w:lang w:val="en-US"/>
+          </w:rPr>
+          <w:t>git</w:t>
+        </w:r>
+        <w:r>
+          <w:rPr>
+            <w:rStyle w:val="Hyperlink"/>
+            <w:rFonts w:cstheme="minorHAnsi"/>
+            <w:sz w:val="24"/>
+            <w:szCs w:val="24"/>
+            <w:lang w:val="en-US"/>
+          </w:rPr>
+          <w:t>h</w:t>
+        </w:r>
+        <w:r>
+          <w:rPr>
+            <w:rStyle w:val="Hyperlink"/>
+            <w:rFonts w:cstheme="minorHAnsi"/>
+            <w:sz w:val="24"/>
+            <w:szCs w:val="24"/>
+            <w:lang w:val="en-US"/>
+          </w:rPr>
+          <w:t>ub</w:t>
+        </w:r>
+        <w:r>
+          <w:rPr>
+            <w:rStyle w:val="Hyperlink"/>
+            <w:rFonts w:cstheme="minorHAnsi"/>
+            <w:sz w:val="24"/>
+            <w:szCs w:val="24"/>
+            <w:lang w:val="ru-RU"/>
+          </w:rPr>
+          <w:t>.</w:t>
+        </w:r>
+        <w:r>
+          <w:rPr>
+            <w:rStyle w:val="Hyperlink"/>
+            <w:rFonts w:cstheme="minorHAnsi"/>
+            <w:sz w:val="24"/>
+            <w:szCs w:val="24"/>
+            <w:lang w:val="en-US"/>
+          </w:rPr>
+          <w:t>com</w:t>
+        </w:r>
+        <w:r>
+          <w:rPr>
+            <w:rStyle w:val="Hyperlink"/>
+            <w:rFonts w:cstheme="minorHAnsi"/>
+            <w:sz w:val="24"/>
+            <w:szCs w:val="24"/>
+            <w:lang w:val="ru-RU"/>
+          </w:rPr>
+          <w:t>/</w:t>
+        </w:r>
+        <w:r>
+          <w:rPr>
+            <w:rStyle w:val="Hyperlink"/>
+            <w:rFonts w:cstheme="minorHAnsi"/>
+            <w:sz w:val="24"/>
+            <w:szCs w:val="24"/>
+            <w:lang w:val="en-US"/>
+          </w:rPr>
+          <w:t>solovozer</w:t>
+        </w:r>
+        <w:r>
+          <w:rPr>
+            <w:rStyle w:val="Hyperlink"/>
+            <w:rFonts w:cstheme="minorHAnsi"/>
+            <w:sz w:val="24"/>
+            <w:szCs w:val="24"/>
+            <w:lang w:val="ru-RU"/>
+          </w:rPr>
+          <w:t>/</w:t>
+        </w:r>
+        <w:r>
+          <w:rPr>
+            <w:rStyle w:val="Hyperlink"/>
+            <w:rFonts w:cstheme="minorHAnsi"/>
+            <w:sz w:val="24"/>
+            <w:szCs w:val="24"/>
+            <w:lang w:val="en-US"/>
+          </w:rPr>
+          <w:t>O</w:t>
+        </w:r>
+        <w:r>
+          <w:rPr>
+            <w:rStyle w:val="Hyperlink"/>
+            <w:rFonts w:cstheme="minorHAnsi"/>
+            <w:sz w:val="24"/>
+            <w:szCs w:val="24"/>
+            <w:lang w:val="en-US"/>
+          </w:rPr>
+          <w:t>OAP</w:t>
+        </w:r>
+        <w:r>
+          <w:rPr>
+            <w:rStyle w:val="Hyperlink"/>
+            <w:rFonts w:cstheme="minorHAnsi"/>
+            <w:sz w:val="24"/>
+            <w:szCs w:val="24"/>
+            <w:lang w:val="ru-RU"/>
+          </w:rPr>
+          <w:t>-</w:t>
+        </w:r>
+        <w:r>
+          <w:rPr>
+            <w:rStyle w:val="Hyperlink"/>
+            <w:rFonts w:cstheme="minorHAnsi"/>
+            <w:sz w:val="24"/>
+            <w:szCs w:val="24"/>
+            <w:lang w:val="en-US"/>
+          </w:rPr>
+          <w:t>LABS</w:t>
+        </w:r>
+      </w:hyperlink>
       <w:bookmarkStart w:id="0" w:name="_GoBack"/>
       <w:bookmarkEnd w:id="0"/>
     </w:p>
@@ -1775,6 +1954,29 @@
       <w:szCs w:val="56"/>
     </w:rPr>
   </w:style>
+  <w:style w:type="character" w:styleId="Hyperlink">
+    <w:name w:val="Hyperlink"/>
+    <w:basedOn w:val="DefaultParagraphFont"/>
+    <w:uiPriority w:val="99"/>
+    <w:unhideWhenUsed/>
+    <w:rsid w:val="009734B2"/>
+    <w:rPr>
+      <w:color w:val="0563C1" w:themeColor="hyperlink"/>
+      <w:u w:val="single"/>
+    </w:rPr>
+  </w:style>
+  <w:style w:type="character" w:styleId="FollowedHyperlink">
+    <w:name w:val="FollowedHyperlink"/>
+    <w:basedOn w:val="DefaultParagraphFont"/>
+    <w:uiPriority w:val="99"/>
+    <w:semiHidden/>
+    <w:unhideWhenUsed/>
+    <w:rsid w:val="009734B2"/>
+    <w:rPr>
+      <w:color w:val="954F72" w:themeColor="followedHyperlink"/>
+      <w:u w:val="single"/>
+    </w:rPr>
+  </w:style>
 </w:styles>
 </file>
 

--- a/lab 1 -  Abstract Factory/CarMaker.docx
+++ b/lab 1 -  Abstract Factory/CarMaker.docx
@@ -175,7 +175,87 @@
           <w:szCs w:val="24"/>
           <w:lang w:val="ru-RU" w:eastAsia="en-GB"/>
         </w:rPr>
-        <w:t>, шины. Описать</w:t>
+        <w:t>, шины</w:t>
+      </w:r>
+      <w:r>
+        <w:rPr>
+          <w:rFonts w:eastAsia="Times New Roman" w:cstheme="minorHAnsi"/>
+          <w:color w:val="34343C"/>
+          <w:sz w:val="24"/>
+          <w:szCs w:val="24"/>
+          <w:lang w:val="ru-RU" w:eastAsia="en-GB"/>
+        </w:rPr>
+        <w:t xml:space="preserve"> </w:t>
+      </w:r>
+      <w:r>
+        <w:rPr>
+          <w:rFonts w:eastAsia="Times New Roman" w:cstheme="minorHAnsi"/>
+          <w:color w:val="34343C"/>
+          <w:sz w:val="24"/>
+          <w:szCs w:val="24"/>
+          <w:lang w:val="ru-RU" w:eastAsia="en-GB"/>
+        </w:rPr>
+        <w:t xml:space="preserve">от производителей </w:t>
+      </w:r>
+      <w:r>
+        <w:rPr>
+          <w:rFonts w:eastAsia="Times New Roman" w:cstheme="minorHAnsi"/>
+          <w:color w:val="34343C"/>
+          <w:sz w:val="24"/>
+          <w:szCs w:val="24"/>
+          <w:lang w:val="en-US" w:eastAsia="en-GB"/>
+        </w:rPr>
+        <w:t>Honda</w:t>
+      </w:r>
+      <w:r>
+        <w:rPr>
+          <w:rFonts w:eastAsia="Times New Roman" w:cstheme="minorHAnsi"/>
+          <w:color w:val="34343C"/>
+          <w:sz w:val="24"/>
+          <w:szCs w:val="24"/>
+          <w:lang w:val="ru-RU" w:eastAsia="en-GB"/>
+        </w:rPr>
+        <w:t xml:space="preserve">, </w:t>
+      </w:r>
+      <w:r>
+        <w:rPr>
+          <w:rFonts w:eastAsia="Times New Roman" w:cstheme="minorHAnsi"/>
+          <w:color w:val="34343C"/>
+          <w:sz w:val="24"/>
+          <w:szCs w:val="24"/>
+          <w:lang w:val="en-US" w:eastAsia="en-GB"/>
+        </w:rPr>
+        <w:t>Ferrari</w:t>
+      </w:r>
+      <w:r>
+        <w:rPr>
+          <w:rFonts w:eastAsia="Times New Roman" w:cstheme="minorHAnsi"/>
+          <w:color w:val="34343C"/>
+          <w:sz w:val="24"/>
+          <w:szCs w:val="24"/>
+          <w:lang w:val="ru-RU" w:eastAsia="en-GB"/>
+        </w:rPr>
+        <w:t xml:space="preserve">, </w:t>
+      </w:r>
+      <w:r>
+        <w:rPr>
+          <w:rFonts w:eastAsia="Times New Roman" w:cstheme="minorHAnsi"/>
+          <w:color w:val="34343C"/>
+          <w:sz w:val="24"/>
+          <w:szCs w:val="24"/>
+          <w:lang w:val="en-US" w:eastAsia="en-GB"/>
+        </w:rPr>
+        <w:t>Lada</w:t>
+      </w:r>
+      <w:r>
+        <w:rPr>
+          <w:rFonts w:eastAsia="Times New Roman" w:cstheme="minorHAnsi"/>
+          <w:color w:val="34343C"/>
+          <w:sz w:val="24"/>
+          <w:szCs w:val="24"/>
+          <w:lang w:val="ru-RU" w:eastAsia="en-GB"/>
+        </w:rPr>
+        <w:t>. Описать</w:t>
       </w:r>
       <w:r>
         <w:rPr>
@@ -477,11 +557,13 @@
         <w:shd w:val="clear" w:color="auto" w:fill="FFFFFF"/>
         <w:spacing w:after="0" w:line="240" w:lineRule="auto"/>
         <w:ind w:firstLine="720"/>
-        <w:rPr>
-          <w:rFonts w:cstheme="minorHAnsi"/>
-          <w:sz w:val="24"/>
-          <w:szCs w:val="24"/>
-          <w:lang w:val="ru-RU"/>
+        <w:jc w:val="center"/>
+        <w:rPr>
+          <w:rFonts w:cstheme="minorHAnsi"/>
+          <w:noProof/>
+          <w:sz w:val="24"/>
+          <w:szCs w:val="24"/>
+          <w:lang w:val="ru-RU" w:eastAsia="en-GB"/>
         </w:rPr>
       </w:pPr>
       <w:r>
@@ -499,13 +581,23 @@
           <w:noProof/>
           <w:sz w:val="24"/>
           <w:szCs w:val="24"/>
+          <w:lang w:val="ru-RU" w:eastAsia="en-GB"/>
+        </w:rPr>
+        <w:t xml:space="preserve"> </w:t>
+      </w:r>
+      <w:r>
+        <w:rPr>
+          <w:rFonts w:cstheme="minorHAnsi"/>
+          <w:noProof/>
+          <w:sz w:val="24"/>
+          <w:szCs w:val="24"/>
           <w:lang w:eastAsia="en-GB"/>
         </w:rPr>
         <w:drawing>
-          <wp:inline distT="0" distB="0" distL="0" distR="0" wp14:anchorId="221670B5" wp14:editId="3BAABB50">
-            <wp:extent cx="5219089" cy="4998720"/>
-            <wp:effectExtent l="0" t="0" r="635" b="0"/>
-            <wp:docPr id="1" name="Picture 1"/>
+          <wp:inline distT="0" distB="0" distL="0" distR="0" wp14:anchorId="0F1A80E1" wp14:editId="06CEFF99">
+            <wp:extent cx="3634740" cy="4910689"/>
+            <wp:effectExtent l="0" t="0" r="3810" b="4445"/>
+            <wp:docPr id="7" name="Picture 7"/>
             <wp:cNvGraphicFramePr>
               <a:graphicFrameLocks xmlns:a="http://schemas.openxmlformats.org/drawingml/2006/main" noChangeAspect="1"/>
             </wp:cNvGraphicFramePr>
@@ -513,11 +605,17 @@
               <a:graphicData uri="http://schemas.openxmlformats.org/drawingml/2006/picture">
                 <pic:pic xmlns:pic="http://schemas.openxmlformats.org/drawingml/2006/picture">
                   <pic:nvPicPr>
-                    <pic:cNvPr id="1" name=""/>
+                    <pic:cNvPr id="6" name="CarMaker -No Abstract.jpg"/>
                     <pic:cNvPicPr/>
                   </pic:nvPicPr>
                   <pic:blipFill>
-                    <a:blip r:embed="rId4"/>
+                    <a:blip r:embed="rId4" cstate="print">
+                      <a:extLst>
+                        <a:ext uri="{28A0092B-C50C-407E-A947-70E740481C1C}">
+                          <a14:useLocalDpi xmlns:a14="http://schemas.microsoft.com/office/drawing/2010/main" val="0"/>
+                        </a:ext>
+                      </a:extLst>
+                    </a:blip>
                     <a:stretch>
                       <a:fillRect/>
                     </a:stretch>
@@ -525,7 +623,7 @@
                   <pic:spPr>
                     <a:xfrm>
                       <a:off x="0" y="0"/>
-                      <a:ext cx="5222448" cy="5001937"/>
+                      <a:ext cx="3645074" cy="4924651"/>
                     </a:xfrm>
                     <a:prstGeom prst="rect">
                       <a:avLst/>
@@ -910,10 +1008,10 @@
           <w:lang w:eastAsia="en-GB"/>
         </w:rPr>
         <w:drawing>
-          <wp:inline distT="0" distB="0" distL="0" distR="0" wp14:anchorId="14473B2E" wp14:editId="48A904CF">
-            <wp:extent cx="5669280" cy="3700334"/>
-            <wp:effectExtent l="0" t="0" r="7620" b="0"/>
-            <wp:docPr id="2" name="Picture 2"/>
+          <wp:inline distT="0" distB="0" distL="0" distR="0" wp14:anchorId="3BD37D81" wp14:editId="14D05BD0">
+            <wp:extent cx="5940425" cy="4601845"/>
+            <wp:effectExtent l="0" t="0" r="3175" b="8255"/>
+            <wp:docPr id="1" name="Picture 1"/>
             <wp:cNvGraphicFramePr>
               <a:graphicFrameLocks xmlns:a="http://schemas.openxmlformats.org/drawingml/2006/main" noChangeAspect="1"/>
             </wp:cNvGraphicFramePr>
@@ -933,7 +1031,7 @@
                   <pic:spPr>
                     <a:xfrm>
                       <a:off x="0" y="0"/>
-                      <a:ext cx="5682304" cy="3708834"/>
+                      <a:ext cx="5940425" cy="4601845"/>
                     </a:xfrm>
                     <a:prstGeom prst="rect">
                       <a:avLst/>
@@ -1187,6 +1285,8 @@
           <w:lang w:val="ru-RU"/>
         </w:rPr>
       </w:pPr>
+      <w:bookmarkStart w:id="0" w:name="_GoBack"/>
+      <w:bookmarkEnd w:id="0"/>
       <w:r>
         <w:rPr>
           <w:rFonts w:cstheme="minorHAnsi"/>
@@ -1372,27 +1472,7 @@
             <w:szCs w:val="24"/>
             <w:lang w:val="en-US"/>
           </w:rPr>
-          <w:t>git</w:t>
-        </w:r>
-        <w:r>
-          <w:rPr>
-            <w:rStyle w:val="Hyperlink"/>
-            <w:rFonts w:cstheme="minorHAnsi"/>
-            <w:sz w:val="24"/>
-            <w:szCs w:val="24"/>
-            <w:lang w:val="en-US"/>
-          </w:rPr>
-          <w:t>h</w:t>
-        </w:r>
-        <w:r>
-          <w:rPr>
-            <w:rStyle w:val="Hyperlink"/>
-            <w:rFonts w:cstheme="minorHAnsi"/>
-            <w:sz w:val="24"/>
-            <w:szCs w:val="24"/>
-            <w:lang w:val="en-US"/>
-          </w:rPr>
-          <w:t>ub</w:t>
+          <w:t>github</w:t>
         </w:r>
         <w:r>
           <w:rPr>
@@ -1452,17 +1532,7 @@
             <w:szCs w:val="24"/>
             <w:lang w:val="en-US"/>
           </w:rPr>
-          <w:t>O</w:t>
-        </w:r>
-        <w:r>
-          <w:rPr>
-            <w:rStyle w:val="Hyperlink"/>
-            <w:rFonts w:cstheme="minorHAnsi"/>
-            <w:sz w:val="24"/>
-            <w:szCs w:val="24"/>
-            <w:lang w:val="en-US"/>
-          </w:rPr>
-          <w:t>OAP</w:t>
+          <w:t>OOAP</w:t>
         </w:r>
         <w:r>
           <w:rPr>
@@ -1485,8 +1555,6 @@
           <w:t>LABS</w:t>
         </w:r>
       </w:hyperlink>
-      <w:bookmarkStart w:id="0" w:name="_GoBack"/>
-      <w:bookmarkEnd w:id="0"/>
     </w:p>
     <w:sectPr>
       <w:pgSz w:w="11906" w:h="16838"/>
